--- a/Case Study.docx
+++ b/Case Study.docx
@@ -75,7 +75,11 @@
             <w:tcW w:w="6753" w:type="dxa"/>
             <w:gridSpan w:val="3"/>
           </w:tcPr>
-          <w:p/>
+          <w:p>
+            <w:r>
+              <w:t>Jeyasree1998@gmail.com</w:t>
+            </w:r>
+          </w:p>
         </w:tc>
       </w:tr>
       <w:tr>
@@ -104,7 +108,11 @@
           <w:tcPr>
             <w:tcW w:w="3544" w:type="dxa"/>
           </w:tcPr>
-          <w:p/>
+          <w:p>
+            <w:r>
+              <w:t>Technology Lead –&gt; Oct’25 till date</w:t>
+            </w:r>
+          </w:p>
         </w:tc>
         <w:tc>
           <w:tcPr>
@@ -131,7 +139,11 @@
           <w:tcPr>
             <w:tcW w:w="1366" w:type="dxa"/>
           </w:tcPr>
-          <w:p/>
+          <w:p>
+            <w:r>
+              <w:t>5 months</w:t>
+            </w:r>
+          </w:p>
         </w:tc>
       </w:tr>
       <w:tr>
@@ -162,12 +174,82 @@
             <w:gridSpan w:val="3"/>
           </w:tcPr>
           <w:p/>
-          <w:p/>
-          <w:p/>
-          <w:p/>
-          <w:p/>
-          <w:p/>
-          <w:p/>
+          <w:p>
+            <w:pPr>
+              <w:pStyle w:val="ListParagraph"/>
+              <w:numPr>
+                <w:ilvl w:val="0"/>
+                <w:numId w:val="4"/>
+              </w:numPr>
+            </w:pPr>
+            <w:r>
+              <w:rPr>
+                <w:b/>
+                <w:bCs/>
+              </w:rPr>
+              <w:t>Technical Leadership</w:t>
+            </w:r>
+            <w:r>
+              <w:t>: Lead cross-functional teams of frontend and backend developers for 3+ years, mentoring members to take ownership and transition into lead roles</w:t>
+            </w:r>
+          </w:p>
+          <w:p>
+            <w:pPr>
+              <w:pStyle w:val="ListParagraph"/>
+              <w:numPr>
+                <w:ilvl w:val="0"/>
+                <w:numId w:val="4"/>
+              </w:numPr>
+            </w:pPr>
+            <w:r>
+              <w:rPr>
+                <w:b/>
+                <w:bCs/>
+              </w:rPr>
+              <w:t>Full Stack Development</w:t>
+            </w:r>
+            <w:r>
+              <w:t>: Design and deliver end-to-end solutions using Java, Spring Boot microservices, Angular 8+, and Azure cloud services for scalable enterprise applications</w:t>
+            </w:r>
+          </w:p>
+          <w:p>
+            <w:pPr>
+              <w:pStyle w:val="ListParagraph"/>
+              <w:numPr>
+                <w:ilvl w:val="0"/>
+                <w:numId w:val="4"/>
+              </w:numPr>
+            </w:pPr>
+            <w:r>
+              <w:rPr>
+                <w:b/>
+                <w:bCs/>
+              </w:rPr>
+              <w:t>Backend Optimization</w:t>
+            </w:r>
+            <w:r>
+              <w:t>: Implement Elasticsearch indexing for performance improvement, develop multiple microservices, and create data processing workflows</w:t>
+            </w:r>
+          </w:p>
+          <w:p>
+            <w:pPr>
+              <w:pStyle w:val="ListParagraph"/>
+              <w:numPr>
+                <w:ilvl w:val="0"/>
+                <w:numId w:val="4"/>
+              </w:numPr>
+            </w:pPr>
+            <w:r>
+              <w:rPr>
+                <w:b/>
+                <w:bCs/>
+              </w:rPr>
+              <w:t>Recognition</w:t>
+            </w:r>
+            <w:r>
+              <w:t>: Top 1% performer (Platinum Club - 3 consecutive years) with multiple awards for technical excellence and rapid delivery</w:t>
+            </w:r>
+          </w:p>
           <w:p/>
         </w:tc>
       </w:tr>
@@ -241,12 +323,22 @@
               </w:rPr>
               <w:t xml:space="preserve">Front-end Technologies: </w:t>
             </w:r>
-          </w:p>
-          <w:p>
-            <w:pPr>
-              <w:rPr>
-                <w:b/>
-                <w:bCs/>
+            <w:r>
+              <w:rPr>
+                <w:rFonts w:ascii="Aptos" w:hAnsi="Aptos"/>
+                <w:sz w:val="20"/>
+                <w:szCs w:val="20"/>
+              </w:rPr>
+              <w:t>Angular 8+, TypeScript, HTML5, CSS3, Bootstrap, Azure Media Player</w:t>
+            </w:r>
+          </w:p>
+          <w:p>
+            <w:pPr>
+              <w:rPr>
+                <w:b/>
+                <w:bCs/>
+                <w:sz w:val="16"/>
+                <w:szCs w:val="16"/>
               </w:rPr>
             </w:pPr>
           </w:p>
@@ -265,16 +357,37 @@
               </w:rPr>
               <w:t xml:space="preserve"> </w:t>
             </w:r>
-          </w:p>
-          <w:p>
-            <w:pPr>
-              <w:rPr>
-                <w:b/>
-                <w:bCs/>
-              </w:rPr>
-            </w:pPr>
-          </w:p>
-          <w:p>
+            <w:r>
+              <w:rPr>
+                <w:rFonts w:ascii="Aptos" w:hAnsi="Aptos"/>
+                <w:sz w:val="20"/>
+                <w:szCs w:val="20"/>
+              </w:rPr>
+              <w:t>Java, Spring Boot, REST APIs, JSON, Elasticsearch</w:t>
+            </w:r>
+          </w:p>
+          <w:p>
+            <w:pPr>
+              <w:spacing w:after="200" w:line="276" w:lineRule="auto"/>
+              <w:jc w:val="both"/>
+              <w:rPr>
+                <w:b/>
+                <w:bCs/>
+                <w:sz w:val="2"/>
+                <w:szCs w:val="2"/>
+              </w:rPr>
+            </w:pPr>
+          </w:p>
+          <w:p>
+            <w:pPr>
+              <w:spacing w:after="200" w:line="276" w:lineRule="auto"/>
+              <w:jc w:val="both"/>
+              <w:rPr>
+                <w:rFonts w:ascii="Aptos" w:hAnsi="Aptos"/>
+                <w:sz w:val="20"/>
+                <w:szCs w:val="20"/>
+              </w:rPr>
+            </w:pPr>
             <w:r>
               <w:rPr>
                 <w:b/>
@@ -282,20 +395,23 @@
               </w:rPr>
               <w:t xml:space="preserve">Databases: </w:t>
             </w:r>
-          </w:p>
-          <w:p>
-            <w:pPr>
-              <w:rPr>
-                <w:b/>
-                <w:bCs/>
-              </w:rPr>
-            </w:pPr>
-          </w:p>
-          <w:p>
-            <w:pPr>
-              <w:rPr>
-                <w:b/>
-                <w:bCs/>
+            <w:r>
+              <w:rPr>
+                <w:rFonts w:ascii="Aptos" w:hAnsi="Aptos"/>
+                <w:sz w:val="20"/>
+                <w:szCs w:val="20"/>
+              </w:rPr>
+              <w:t>SQL (6 yrs), MongoDB (1 yr)</w:t>
+            </w:r>
+          </w:p>
+          <w:p>
+            <w:pPr>
+              <w:spacing w:after="200" w:line="276" w:lineRule="auto"/>
+              <w:jc w:val="both"/>
+              <w:rPr>
+                <w:rFonts w:ascii="Aptos" w:hAnsi="Aptos"/>
+                <w:sz w:val="20"/>
+                <w:szCs w:val="20"/>
               </w:rPr>
             </w:pPr>
             <w:r>
@@ -311,6 +427,14 @@
                 <w:bCs/>
               </w:rPr>
               <w:t xml:space="preserve"> </w:t>
+            </w:r>
+            <w:r>
+              <w:rPr>
+                <w:rFonts w:ascii="Aptos" w:hAnsi="Aptos"/>
+                <w:sz w:val="20"/>
+                <w:szCs w:val="20"/>
+              </w:rPr>
+              <w:t>Azure Blob Services</w:t>
             </w:r>
           </w:p>
           <w:p/>
@@ -416,6 +540,13 @@
                 <w:bCs/>
               </w:rPr>
             </w:pPr>
+            <w:r>
+              <w:rPr>
+                <w:b/>
+                <w:bCs/>
+              </w:rPr>
+              <w:t>N/A</w:t>
+            </w:r>
           </w:p>
           <w:p>
             <w:pPr>
@@ -551,15 +682,7 @@
                 <w:b/>
                 <w:bCs/>
               </w:rPr>
-              <w:lastRenderedPageBreak/>
-              <w:t>Design and implement a web application that would allow users to</w:t>
-            </w:r>
-            <w:r>
-              <w:rPr>
-                <w:b/>
-                <w:bCs/>
-              </w:rPr>
-              <w:t>:</w:t>
+              <w:t>Design and implement a web application that would allow users to:</w:t>
             </w:r>
           </w:p>
           <w:p>
@@ -650,14 +773,7 @@
                 <w:b/>
                 <w:bCs/>
               </w:rPr>
-              <w:t>Search for pricing records using various criteria and be able to edit</w:t>
-            </w:r>
-            <w:r>
-              <w:rPr>
-                <w:b/>
-                <w:bCs/>
-              </w:rPr>
-              <w:t>/save changes to any record</w:t>
+              <w:t>Search for pricing records using various criteria and be able to edit/save changes to any record</w:t>
             </w:r>
           </w:p>
           <w:p>
@@ -692,65 +808,30 @@
                 <w:b/>
                 <w:bCs/>
               </w:rPr>
-              <w:t xml:space="preserve">Standard set of non-functional requirements </w:t>
-            </w:r>
-            <w:r>
-              <w:rPr>
-                <w:b/>
-                <w:bCs/>
-              </w:rPr>
-              <w:t>you would expect a retail stores chain with 3000 stores across multiple countries</w:t>
-            </w:r>
-          </w:p>
-          <w:p>
-            <w:pPr>
-              <w:rPr>
-                <w:b/>
-                <w:bCs/>
-              </w:rPr>
-            </w:pPr>
-          </w:p>
-          <w:p>
-            <w:pPr>
-              <w:rPr>
-                <w:b/>
-                <w:bCs/>
-              </w:rPr>
-            </w:pPr>
-            <w:r>
-              <w:rPr>
-                <w:b/>
-                <w:bCs/>
-              </w:rPr>
-              <w:t>Please feel free to choose the technology stack and frameworks you are comfortable with and implement a singl</w:t>
-            </w:r>
-            <w:r>
-              <w:rPr>
-                <w:b/>
-                <w:bCs/>
-              </w:rPr>
-              <w:t xml:space="preserve">e </w:t>
-            </w:r>
-            <w:r>
-              <w:rPr>
-                <w:b/>
-                <w:bCs/>
-              </w:rPr>
-              <w:t xml:space="preserve">page </w:t>
-            </w:r>
-            <w:r>
-              <w:rPr>
-                <w:b/>
-                <w:bCs/>
-              </w:rPr>
-              <w:t xml:space="preserve">web </w:t>
-            </w:r>
-            <w:r>
-              <w:rPr>
-                <w:b/>
-                <w:bCs/>
-              </w:rPr>
-              <w:t xml:space="preserve">application. </w:t>
+              <w:t>Standard set of non-functional requirements you would expect a retail stores chain with 3000 stores across multiple countries</w:t>
+            </w:r>
+          </w:p>
+          <w:p>
+            <w:pPr>
+              <w:rPr>
+                <w:b/>
+                <w:bCs/>
+              </w:rPr>
+            </w:pPr>
+          </w:p>
+          <w:p>
+            <w:pPr>
+              <w:rPr>
+                <w:b/>
+                <w:bCs/>
+              </w:rPr>
+            </w:pPr>
+            <w:r>
+              <w:rPr>
+                <w:b/>
+                <w:bCs/>
+              </w:rPr>
+              <w:t xml:space="preserve">Please feel free to choose the technology stack and frameworks you are comfortable with and implement a single page web application. </w:t>
             </w:r>
           </w:p>
           <w:p>
@@ -916,7 +997,23 @@
                 <w:b/>
                 <w:bCs/>
               </w:rPr>
-              <w:t>Upload the artifacts and source to your Github repository and include a reference to it as part of the response.</w:t>
+              <w:t xml:space="preserve">Upload the artifacts and source to your </w:t>
+            </w:r>
+            <w:proofErr w:type="spellStart"/>
+            <w:r>
+              <w:rPr>
+                <w:b/>
+                <w:bCs/>
+              </w:rPr>
+              <w:t>Github</w:t>
+            </w:r>
+            <w:proofErr w:type="spellEnd"/>
+            <w:r>
+              <w:rPr>
+                <w:b/>
+                <w:bCs/>
+              </w:rPr>
+              <w:t xml:space="preserve"> repository and include a reference to it as part of the response.</w:t>
             </w:r>
           </w:p>
           <w:p>
@@ -933,6 +1030,7 @@
         <w:tc>
           <w:tcPr>
             <w:tcW w:w="9016" w:type="dxa"/>
+            <w:shd w:val="clear" w:color="auto" w:fill="F4B083" w:themeFill="accent2" w:themeFillTint="99"/>
           </w:tcPr>
           <w:p>
             <w:pPr>
@@ -956,14 +1054,41 @@
                 <w:bCs/>
               </w:rPr>
             </w:pPr>
-          </w:p>
-          <w:p>
-            <w:pPr>
-              <w:rPr>
-                <w:b/>
-                <w:bCs/>
-              </w:rPr>
-            </w:pPr>
+            <w:r>
+              <w:rPr>
+                <w:b/>
+                <w:bCs/>
+              </w:rPr>
+              <w:t>GitHub Link:</w:t>
+            </w:r>
+          </w:p>
+          <w:p>
+            <w:pPr>
+              <w:rPr>
+                <w:b/>
+                <w:bCs/>
+              </w:rPr>
+            </w:pPr>
+          </w:p>
+          <w:p>
+            <w:pPr>
+              <w:rPr>
+                <w:b/>
+                <w:bCs/>
+              </w:rPr>
+            </w:pPr>
+            <w:hyperlink r:id="rId5" w:history="1">
+              <w:r>
+                <w:rPr>
+                  <w:rStyle w:val="Hyperlink"/>
+                  <w:b/>
+                  <w:bCs/>
+                  <w:sz w:val="32"/>
+                  <w:szCs w:val="32"/>
+                </w:rPr>
+                <w:t>https://github.com/JeyasreeS/TigerAnalytics-CaseStudy</w:t>
+              </w:r>
+            </w:hyperlink>
           </w:p>
           <w:p>
             <w:pPr>
@@ -1048,6 +1173,7 @@
         </w:tc>
       </w:tr>
     </w:tbl>
+    <w:p/>
     <w:p/>
     <w:sectPr>
       <w:pgSz w:w="11906" w:h="16838"/>
@@ -1062,6 +1188,119 @@
 <file path=word/numbering.xml><?xml version="1.0" encoding="utf-8"?>
 <w:numbering xmlns:wpc="http://schemas.microsoft.com/office/word/2010/wordprocessingCanvas" xmlns:cx="http://schemas.microsoft.com/office/drawing/2014/chartex" xmlns:cx1="http://schemas.microsoft.com/office/drawing/2015/9/8/chartex" xmlns:cx2="http://schemas.microsoft.com/office/drawing/2015/10/21/chartex" xmlns:cx3="http://schemas.microsoft.com/office/drawing/2016/5/9/chartex" xmlns:cx4="http://schemas.microsoft.com/office/drawing/2016/5/10/chartex" xmlns:cx5="http://schemas.microsoft.com/office/drawing/2016/5/11/chartex" xmlns:cx6="http://schemas.microsoft.com/office/drawing/2016/5/12/chartex" xmlns:cx7="http://schemas.microsoft.com/office/drawing/2016/5/13/chartex" xmlns:cx8="http://schemas.microsoft.com/office/drawing/2016/5/14/chartex" xmlns:mc="http://schemas.openxmlformats.org/markup-compatibility/2006" xmlns:aink="http://schemas.microsoft.com/office/drawing/2016/ink" xmlns:am3d="http://schemas.microsoft.com/office/drawing/2017/model3d" xmlns:o="urn:schemas-microsoft-com:office:office" xmlns:oel="http://schemas.microsoft.com/office/2019/extlst" xmlns:r="http://schemas.openxmlformats.org/officeDocument/2006/relationships" xmlns:m="http://schemas.openxmlformats.org/officeDocument/2006/math" xmlns:v="urn:schemas-microsoft-com:vml" xmlns:wp14="http://schemas.microsoft.com/office/word/2010/wordprocessingDrawing" xmlns:wp="http://schemas.openxmlformats.org/drawingml/2006/wordprocessingDrawing" xmlns:w10="urn:schemas-microsoft-com:office:word" xmlns:w="http://schemas.openxmlformats.org/wordprocessingml/2006/main" xmlns:w14="http://schemas.microsoft.com/office/word/2010/wordml" xmlns:w15="http://schemas.microsoft.com/office/word/2012/wordml" xmlns:w16cex="http://schemas.microsoft.com/office/word/2018/wordml/cex" xmlns:w16cid="http://schemas.microsoft.com/office/word/2016/wordml/cid" xmlns:w16="http://schemas.microsoft.com/office/word/2018/wordml" xmlns:w16du="http://schemas.microsoft.com/office/word/2023/wordml/word16du" xmlns:w16sdtdh="http://schemas.microsoft.com/office/word/2020/wordml/sdtdatahash" xmlns:w16sdtfl="http://schemas.microsoft.com/office/word/2024/wordml/sdtformatlock" xmlns:w16se="http://schemas.microsoft.com/office/word/2015/wordml/symex" xmlns:wpg="http://schemas.microsoft.com/office/word/2010/wordprocessingGroup" xmlns:wpi="http://schemas.microsoft.com/office/word/2010/wordprocessingInk" xmlns:wne="http://schemas.microsoft.com/office/word/2006/wordml" xmlns:wps="http://schemas.microsoft.com/office/word/2010/wordprocessingShape" mc:Ignorable="w14 w15 w16se w16cid w16 w16cex w16sdtdh w16sdtfl w16du wp14">
   <w:abstractNum w:abstractNumId="0" w15:restartNumberingAfterBreak="0">
+    <w:nsid w:val="1A270D8D"/>
+    <w:multiLevelType w:val="hybridMultilevel"/>
+    <w:tmpl w:val="F3EC611A"/>
+    <w:lvl w:ilvl="0" w:tplc="40090001">
+      <w:start w:val="1"/>
+      <w:numFmt w:val="bullet"/>
+      <w:lvlText w:val=""/>
+      <w:lvlJc w:val="left"/>
+      <w:pPr>
+        <w:ind w:left="720" w:hanging="360"/>
+      </w:pPr>
+      <w:rPr>
+        <w:rFonts w:ascii="Symbol" w:hAnsi="Symbol" w:hint="default"/>
+      </w:rPr>
+    </w:lvl>
+    <w:lvl w:ilvl="1" w:tplc="40090003" w:tentative="1">
+      <w:start w:val="1"/>
+      <w:numFmt w:val="bullet"/>
+      <w:lvlText w:val="o"/>
+      <w:lvlJc w:val="left"/>
+      <w:pPr>
+        <w:ind w:left="1440" w:hanging="360"/>
+      </w:pPr>
+      <w:rPr>
+        <w:rFonts w:ascii="Courier New" w:hAnsi="Courier New" w:cs="Courier New" w:hint="default"/>
+      </w:rPr>
+    </w:lvl>
+    <w:lvl w:ilvl="2" w:tplc="40090005" w:tentative="1">
+      <w:start w:val="1"/>
+      <w:numFmt w:val="bullet"/>
+      <w:lvlText w:val=""/>
+      <w:lvlJc w:val="left"/>
+      <w:pPr>
+        <w:ind w:left="2160" w:hanging="360"/>
+      </w:pPr>
+      <w:rPr>
+        <w:rFonts w:ascii="Wingdings" w:hAnsi="Wingdings" w:hint="default"/>
+      </w:rPr>
+    </w:lvl>
+    <w:lvl w:ilvl="3" w:tplc="40090001" w:tentative="1">
+      <w:start w:val="1"/>
+      <w:numFmt w:val="bullet"/>
+      <w:lvlText w:val=""/>
+      <w:lvlJc w:val="left"/>
+      <w:pPr>
+        <w:ind w:left="2880" w:hanging="360"/>
+      </w:pPr>
+      <w:rPr>
+        <w:rFonts w:ascii="Symbol" w:hAnsi="Symbol" w:hint="default"/>
+      </w:rPr>
+    </w:lvl>
+    <w:lvl w:ilvl="4" w:tplc="40090003" w:tentative="1">
+      <w:start w:val="1"/>
+      <w:numFmt w:val="bullet"/>
+      <w:lvlText w:val="o"/>
+      <w:lvlJc w:val="left"/>
+      <w:pPr>
+        <w:ind w:left="3600" w:hanging="360"/>
+      </w:pPr>
+      <w:rPr>
+        <w:rFonts w:ascii="Courier New" w:hAnsi="Courier New" w:cs="Courier New" w:hint="default"/>
+      </w:rPr>
+    </w:lvl>
+    <w:lvl w:ilvl="5" w:tplc="40090005" w:tentative="1">
+      <w:start w:val="1"/>
+      <w:numFmt w:val="bullet"/>
+      <w:lvlText w:val=""/>
+      <w:lvlJc w:val="left"/>
+      <w:pPr>
+        <w:ind w:left="4320" w:hanging="360"/>
+      </w:pPr>
+      <w:rPr>
+        <w:rFonts w:ascii="Wingdings" w:hAnsi="Wingdings" w:hint="default"/>
+      </w:rPr>
+    </w:lvl>
+    <w:lvl w:ilvl="6" w:tplc="40090001" w:tentative="1">
+      <w:start w:val="1"/>
+      <w:numFmt w:val="bullet"/>
+      <w:lvlText w:val=""/>
+      <w:lvlJc w:val="left"/>
+      <w:pPr>
+        <w:ind w:left="5040" w:hanging="360"/>
+      </w:pPr>
+      <w:rPr>
+        <w:rFonts w:ascii="Symbol" w:hAnsi="Symbol" w:hint="default"/>
+      </w:rPr>
+    </w:lvl>
+    <w:lvl w:ilvl="7" w:tplc="40090003" w:tentative="1">
+      <w:start w:val="1"/>
+      <w:numFmt w:val="bullet"/>
+      <w:lvlText w:val="o"/>
+      <w:lvlJc w:val="left"/>
+      <w:pPr>
+        <w:ind w:left="5760" w:hanging="360"/>
+      </w:pPr>
+      <w:rPr>
+        <w:rFonts w:ascii="Courier New" w:hAnsi="Courier New" w:cs="Courier New" w:hint="default"/>
+      </w:rPr>
+    </w:lvl>
+    <w:lvl w:ilvl="8" w:tplc="40090005" w:tentative="1">
+      <w:start w:val="1"/>
+      <w:numFmt w:val="bullet"/>
+      <w:lvlText w:val=""/>
+      <w:lvlJc w:val="left"/>
+      <w:pPr>
+        <w:ind w:left="6480" w:hanging="360"/>
+      </w:pPr>
+      <w:rPr>
+        <w:rFonts w:ascii="Wingdings" w:hAnsi="Wingdings" w:hint="default"/>
+      </w:rPr>
+    </w:lvl>
+  </w:abstractNum>
+  <w:abstractNum w:abstractNumId="1" w15:restartNumberingAfterBreak="0">
     <w:nsid w:val="1E75374D"/>
     <w:multiLevelType w:val="hybridMultilevel"/>
     <w:tmpl w:val="905233B0"/>
@@ -1174,7 +1413,120 @@
       </w:rPr>
     </w:lvl>
   </w:abstractNum>
-  <w:abstractNum w:abstractNumId="1" w15:restartNumberingAfterBreak="0">
+  <w:abstractNum w:abstractNumId="2" w15:restartNumberingAfterBreak="0">
+    <w:nsid w:val="5D8A46AE"/>
+    <w:multiLevelType w:val="hybridMultilevel"/>
+    <w:tmpl w:val="468CD37A"/>
+    <w:lvl w:ilvl="0" w:tplc="40090001">
+      <w:start w:val="1"/>
+      <w:numFmt w:val="bullet"/>
+      <w:lvlText w:val=""/>
+      <w:lvlJc w:val="left"/>
+      <w:pPr>
+        <w:ind w:left="360" w:hanging="360"/>
+      </w:pPr>
+      <w:rPr>
+        <w:rFonts w:ascii="Symbol" w:hAnsi="Symbol" w:hint="default"/>
+      </w:rPr>
+    </w:lvl>
+    <w:lvl w:ilvl="1" w:tplc="40090003" w:tentative="1">
+      <w:start w:val="1"/>
+      <w:numFmt w:val="bullet"/>
+      <w:lvlText w:val="o"/>
+      <w:lvlJc w:val="left"/>
+      <w:pPr>
+        <w:ind w:left="1080" w:hanging="360"/>
+      </w:pPr>
+      <w:rPr>
+        <w:rFonts w:ascii="Courier New" w:hAnsi="Courier New" w:cs="Courier New" w:hint="default"/>
+      </w:rPr>
+    </w:lvl>
+    <w:lvl w:ilvl="2" w:tplc="40090005" w:tentative="1">
+      <w:start w:val="1"/>
+      <w:numFmt w:val="bullet"/>
+      <w:lvlText w:val=""/>
+      <w:lvlJc w:val="left"/>
+      <w:pPr>
+        <w:ind w:left="1800" w:hanging="360"/>
+      </w:pPr>
+      <w:rPr>
+        <w:rFonts w:ascii="Wingdings" w:hAnsi="Wingdings" w:hint="default"/>
+      </w:rPr>
+    </w:lvl>
+    <w:lvl w:ilvl="3" w:tplc="40090001" w:tentative="1">
+      <w:start w:val="1"/>
+      <w:numFmt w:val="bullet"/>
+      <w:lvlText w:val=""/>
+      <w:lvlJc w:val="left"/>
+      <w:pPr>
+        <w:ind w:left="2520" w:hanging="360"/>
+      </w:pPr>
+      <w:rPr>
+        <w:rFonts w:ascii="Symbol" w:hAnsi="Symbol" w:hint="default"/>
+      </w:rPr>
+    </w:lvl>
+    <w:lvl w:ilvl="4" w:tplc="40090003" w:tentative="1">
+      <w:start w:val="1"/>
+      <w:numFmt w:val="bullet"/>
+      <w:lvlText w:val="o"/>
+      <w:lvlJc w:val="left"/>
+      <w:pPr>
+        <w:ind w:left="3240" w:hanging="360"/>
+      </w:pPr>
+      <w:rPr>
+        <w:rFonts w:ascii="Courier New" w:hAnsi="Courier New" w:cs="Courier New" w:hint="default"/>
+      </w:rPr>
+    </w:lvl>
+    <w:lvl w:ilvl="5" w:tplc="40090005" w:tentative="1">
+      <w:start w:val="1"/>
+      <w:numFmt w:val="bullet"/>
+      <w:lvlText w:val=""/>
+      <w:lvlJc w:val="left"/>
+      <w:pPr>
+        <w:ind w:left="3960" w:hanging="360"/>
+      </w:pPr>
+      <w:rPr>
+        <w:rFonts w:ascii="Wingdings" w:hAnsi="Wingdings" w:hint="default"/>
+      </w:rPr>
+    </w:lvl>
+    <w:lvl w:ilvl="6" w:tplc="40090001" w:tentative="1">
+      <w:start w:val="1"/>
+      <w:numFmt w:val="bullet"/>
+      <w:lvlText w:val=""/>
+      <w:lvlJc w:val="left"/>
+      <w:pPr>
+        <w:ind w:left="4680" w:hanging="360"/>
+      </w:pPr>
+      <w:rPr>
+        <w:rFonts w:ascii="Symbol" w:hAnsi="Symbol" w:hint="default"/>
+      </w:rPr>
+    </w:lvl>
+    <w:lvl w:ilvl="7" w:tplc="40090003" w:tentative="1">
+      <w:start w:val="1"/>
+      <w:numFmt w:val="bullet"/>
+      <w:lvlText w:val="o"/>
+      <w:lvlJc w:val="left"/>
+      <w:pPr>
+        <w:ind w:left="5400" w:hanging="360"/>
+      </w:pPr>
+      <w:rPr>
+        <w:rFonts w:ascii="Courier New" w:hAnsi="Courier New" w:cs="Courier New" w:hint="default"/>
+      </w:rPr>
+    </w:lvl>
+    <w:lvl w:ilvl="8" w:tplc="40090005" w:tentative="1">
+      <w:start w:val="1"/>
+      <w:numFmt w:val="bullet"/>
+      <w:lvlText w:val=""/>
+      <w:lvlJc w:val="left"/>
+      <w:pPr>
+        <w:ind w:left="6120" w:hanging="360"/>
+      </w:pPr>
+      <w:rPr>
+        <w:rFonts w:ascii="Wingdings" w:hAnsi="Wingdings" w:hint="default"/>
+      </w:rPr>
+    </w:lvl>
+  </w:abstractNum>
+  <w:abstractNum w:abstractNumId="3" w15:restartNumberingAfterBreak="0">
     <w:nsid w:val="5EA1141F"/>
     <w:multiLevelType w:val="hybridMultilevel"/>
     <w:tmpl w:val="2FF64830"/>
@@ -1260,7 +1612,7 @@
       </w:pPr>
     </w:lvl>
   </w:abstractNum>
-  <w:abstractNum w:abstractNumId="2" w15:restartNumberingAfterBreak="0">
+  <w:abstractNum w:abstractNumId="4" w15:restartNumberingAfterBreak="0">
     <w:nsid w:val="70F25382"/>
     <w:multiLevelType w:val="hybridMultilevel"/>
     <w:tmpl w:val="BA9A32EE"/>
@@ -1374,12 +1726,18 @@
     </w:lvl>
   </w:abstractNum>
   <w:num w:numId="1" w16cid:durableId="680740013">
+    <w:abstractNumId w:val="3"/>
+  </w:num>
+  <w:num w:numId="2" w16cid:durableId="312219165">
     <w:abstractNumId w:val="1"/>
   </w:num>
-  <w:num w:numId="2" w16cid:durableId="312219165">
+  <w:num w:numId="3" w16cid:durableId="2081783368">
+    <w:abstractNumId w:val="4"/>
+  </w:num>
+  <w:num w:numId="4" w16cid:durableId="158426886">
     <w:abstractNumId w:val="0"/>
   </w:num>
-  <w:num w:numId="3" w16cid:durableId="2081783368">
+  <w:num w:numId="5" w16cid:durableId="1624070305">
     <w:abstractNumId w:val="2"/>
   </w:num>
 </w:numbering>
@@ -1841,6 +2199,29 @@
       <w:contextualSpacing/>
     </w:pPr>
   </w:style>
+  <w:style w:type="character" w:styleId="Hyperlink">
+    <w:name w:val="Hyperlink"/>
+    <w:basedOn w:val="DefaultParagraphFont"/>
+    <w:uiPriority w:val="99"/>
+    <w:unhideWhenUsed/>
+    <w:rsid w:val="000913DB"/>
+    <w:rPr>
+      <w:color w:val="0563C1" w:themeColor="hyperlink"/>
+      <w:u w:val="single"/>
+    </w:rPr>
+  </w:style>
+  <w:style w:type="character" w:styleId="UnresolvedMention">
+    <w:name w:val="Unresolved Mention"/>
+    <w:basedOn w:val="DefaultParagraphFont"/>
+    <w:uiPriority w:val="99"/>
+    <w:semiHidden/>
+    <w:unhideWhenUsed/>
+    <w:rsid w:val="000913DB"/>
+    <w:rPr>
+      <w:color w:val="605E5C"/>
+      <w:shd w:val="clear" w:color="auto" w:fill="E1DFDD"/>
+    </w:rPr>
+  </w:style>
 </w:styles>
 </file>
 
